--- a/documents/CS499_4-2_Enhancement_Two_Narrative_Shaban_Ghaith.docx
+++ b/documents/CS499_4-2_Enhancement_Two_Narrative_Shaban_Ghaith.docx
@@ -54,7 +54,7 @@
         <w:spacing w:after="120" w:line="480" w:lineRule="auto"/>
       </w:pPr>
       <w:r>
-        <w:t>The artifact I selected for Enhancement Two is my CS 300 eBid Binary Search Tree program. This C++ project was originally created earlier in the Computer Science program as a data structures assignment. The purpose of the program is to load eBid auction records from a CSV file, store the bid records in a binary search tree, and let the user display, search, and remove bids by bid ID. The original artifact included the menu structure, bid data structure, node structure, CSV parser, and method stubs for the tree operations, but several of the core binary search tree methods were incomplete.</w:t>
+        <w:t>The artifact I selected for Enhancement Two is my CS 300 eBid Binary Search Tree program. This C++ project was originally created earlier in the Computer Science program as a data structures assignment. The purpose of the program is to load eBid auction records from a CSV file, store the bid records in a binary search tree and let the user display, search and remove bids by bid ID. The original artifact included the menu structure, bid data structure, node structure, CSV parser and method stubs for the tree operations, but several of the core binary search tree methods were incomplete.</w:t>
       </w:r>
     </w:p>
     <w:p>
@@ -62,7 +62,7 @@
         <w:spacing w:after="120" w:line="480" w:lineRule="auto"/>
       </w:pPr>
       <w:r>
-        <w:t>I selected this artifact because it directly represents the algorithms and data structures category of the ePortfolio. Unlike a simple list or array-based program, this artifact depends on understanding how data is organized in a tree, how comparisons guide traversal, and how recursive operations affect correctness. It also gave me a clear opportunity to show growth because the original version had placeholder logic for insertion, traversal, search, removal, and cleanup. Enhancing it allowed me to turn the assignment from a partial structure into a working program that demonstrates real algorithmic reasoning.</w:t>
+        <w:t>I selected this artifact because it directly represents the algorithms and data structures category of the ePortfolio. Unlike a simple list or array-based program, this artifact depends on understanding how data is organized in a tree, how comparisons guide traversal and how recursive operations affect correctness. It also gave me a clear opportunity to show growth because the original version had placeholder logic for insertion, traversal, search, removal and cleanup. Enhancing it allowed me to turn the assignment from a partial structure into a working program that demonstrates real algorithmic reasoning.</w:t>
       </w:r>
     </w:p>
     <w:p>
@@ -86,11 +86,10 @@
         <w:spacing w:after="120" w:line="480" w:lineRule="auto"/>
       </w:pPr>
       <w:r>
-        <w:t xml:space="preserve">For the enhanced version, I completed the binary search tree implementation. I initialized the root pointer and node count correctly, implemented recursive insertion, added in-order, pre-order, and post-order traversal, implemented iterative search, and implemented removal for the </w:t>
+        <w:t xml:space="preserve">For the enhanced version, I completed the binary search tree implementation. I initialized the root pointer and node count correctly, implemented recursive insertion, added in-order, pre-order and post-order traversal, implemented iterative search and implemented removal for the </w:t>
       </w:r>
       <w:r>
-        <w:lastRenderedPageBreak/>
-        <w:t>main deletion cases: leaf nodes, nodes with one child, and nodes with two children. I also added recursive cleanup in the destructor so the tree releases allocated nodes instead of leaving memory unmanaged. These changes improve the artifact because the tree now performs the operations that the user menu promises, and the code demonstrates the relationship between data structure design and program behavior.</w:t>
+        <w:t>main deletion cases: leaf nodes, nodes with one child and nodes with two children. I also added recursive cleanup in the destructor so the tree releases allocated nodes instead of leaving memory unmanaged. These changes improve the artifact because the tree now performs the operations that the user menu promises and the code demonstrates the relationship between data structure design and program behavior.</w:t>
       </w:r>
     </w:p>
     <w:p>
@@ -98,7 +97,7 @@
         <w:spacing w:after="120" w:line="480" w:lineRule="auto"/>
       </w:pPr>
       <w:r>
-        <w:t>I also improved the reliability of the artifact by adding CSV row validation and amount normalization before a record is inserted into the tree. This prevents malformed rows or invalid amount values from entering the data structure without explanation. I added a tree size counter and a self-test mode so the artifact can be verified more easily. During testing, I compiled the project with g++ using C++17 and warning flags, ran the built-in self-test, loaded the sample December 2016 eBid CSV file, searched for bid 98223, removed it, searched again, and confirmed that the tree size changed from 76 to 75. These updates showcase binary search tree operations, recursion, searching, traversal, deletion logic, input validation, and C++ memory management.</w:t>
+        <w:t>I also improved the reliability of the artifact by adding CSV row validation and amount normalization before a record is inserted into the tree. This prevents malformed rows or invalid amount values from entering the data structure without explanation. I added a tree size counter and a self-test mode so the artifact can be verified more easily. During testing, I compiled the project with g++ using C++17 and warning flags, ran the built-in self-test, loaded the sample December 2016 eBid CSV file, searched for bid 98223, removed it, searched again and confirmed that the tree size changed from 76 to 75. These updates showcase binary search tree operations, recursion, searching, traversal, deletion logic, input validation and C++ memory management.</w:t>
       </w:r>
     </w:p>
     <w:p>
@@ -158,7 +157,7 @@
         <w:spacing w:after="120" w:line="480" w:lineRule="auto"/>
       </w:pPr>
       <w:r>
-        <w:t>The biggest learning point in this enhancement was that binary search tree deletion requires more careful reasoning than insertion or search. Searching follows one path through the tree, and insertion is mostly a matter of finding the correct empty child position. Removal has more edge cases because deleting a node can change how the remaining nodes are connected. I had to think through what should happen when the target node has no children, one child, or two children. For the two-child case, I used the in-order successor from the right subtree so the tree ordering remains valid after deletion.</w:t>
+        <w:t>The biggest learning point in this enhancement was that binary search tree deletion requires more careful reasoning than insertion or search. Searching follows one path through the tree and insertion is mostly a matter of finding the correct empty child position. Removal has more edge cases because deleting a node can change how the remaining nodes are connected. I had to think through what should happen when the target node has no children, one child, or two children. For the two-child case, I used the in-order successor from the right subtree so the tree ordering remains valid after deletion.</w:t>
       </w:r>
     </w:p>
     <w:p>
@@ -169,11 +168,10 @@
         <w:spacing w:after="120" w:line="480" w:lineRule="auto"/>
       </w:pPr>
       <w:r>
-        <w:t xml:space="preserve">Another challenge was making the artifact more professional without making the enhancement too large for the milestone. I kept the core binary search tree design instead of replacing it with a different container because the goal was to demonstrate the planned algorithms and data structure work. At the same time, I added practical improvements that make the program safer and easier to review, including validation, size tracking, self-test support, and documentation. </w:t>
+        <w:t xml:space="preserve">Another challenge was making the artifact more professional without making the enhancement too large for the milestone. I kept the core binary search tree design instead of replacing it with a different container because the goal was to demonstrate the planned algorithms and data structure work. At the same time, I added practical improvements that make the program safer and easier to review, including validation, size tracking, self-test support and documentation. </w:t>
       </w:r>
       <w:r>
-        <w:lastRenderedPageBreak/>
-        <w:t>This helped me see that an enhancement is not only about adding more code. It is about making the code more complete, more reliable, and easier for another person to understand.</w:t>
+        <w:t>This helped me see that an enhancement is not only about adding more code. It is about making the code more complete, more reliable and easier for another person to understand.</w:t>
       </w:r>
     </w:p>
     <w:p>
@@ -211,21 +209,19 @@
           <w:sz w:val="22"/>
           <w:szCs w:val="20"/>
         </w:rPr>
-        <w:t>I used ChatGPT to help organize the enhancement plan</w:t>
+        <w:t>I used ChatGPT to understand the assignment and get help with writing, code and debugging. I made the final decisions about the design, goals, learning and final work.</w:t>
       </w:r>
       <w:r>
         <w:rPr>
           <w:sz w:val="22"/>
           <w:szCs w:val="20"/>
         </w:rPr>
-        <w:t xml:space="preserve"> and help me with the code side as well. </w:t>
       </w:r>
       <w:r>
         <w:rPr>
           <w:sz w:val="22"/>
           <w:szCs w:val="20"/>
         </w:rPr>
-        <w:t>I reviewed, tested, and edited the final work to make sure it reflects my own artifact, implementation decisions, and course progress.</w:t>
       </w:r>
     </w:p>
     <w:sectPr>
